--- a/Desktop/My Projects/webappkaitraining/bongo_traffic_ai/documents/Scientific_Report.docx
+++ b/Desktop/My Projects/webappkaitraining/bongo_traffic_ai/documents/Scientific_Report.docx
@@ -35,7 +35,7 @@
     </w:p>
     <w:p>
       <w:r>
-        <w:t>Date: March 2026</w:t>
+        <w:t>Date: March 03, 2026</w:t>
       </w:r>
     </w:p>
     <w:p>
